--- a/documents/РПД-v0.5.docx
+++ b/documents/РПД-v0.5.docx
@@ -2475,7 +2475,21 @@
         <w:rPr>
           <w:rFonts w:ascii="Times New Roman" w:hAnsi="Times New Roman" w:cs="Times New Roman"/>
         </w:rPr>
-        <w:t>Дисциплина состоит из двух модулей, соответствующих двум содержательным стадиям работы над проектом: анализ задачи и проектирование архитектуры решения (модуль 1) и реализация, обеспечение безопасности и оценка надёжности решения (модуль 2). Каждый модуль включает 4 лекции (по 2 академических часа) и 4 лабораторные работы (по 4 академических часа). Общая аудиторная нагрузка составляет 48 академических часов, дополняемая 60 академическими часами самостоятельной работы.</w:t>
+        <w:t xml:space="preserve">Дисциплина состоит из двух модулей, соответствующих двум содержательным стадиям работы над проектом: анализ задачи и проектирование архитектуры </w:t>
+      </w:r>
+      <w:proofErr w:type="gramStart"/>
+      <w:r>
+        <w:rPr>
+          <w:rFonts w:ascii="Times New Roman" w:hAnsi="Times New Roman" w:cs="Times New Roman"/>
+        </w:rPr>
+        <w:t>решения (модуль 1)</w:t>
+      </w:r>
+      <w:proofErr w:type="gramEnd"/>
+      <w:r>
+        <w:rPr>
+          <w:rFonts w:ascii="Times New Roman" w:hAnsi="Times New Roman" w:cs="Times New Roman"/>
+        </w:rPr>
+        <w:t xml:space="preserve"> и реализация, обеспечение безопасности и оценка надёжности решения (модуль 2). Каждый модуль включает 4 лекции (по 2 академических часа) и 4 лабораторные работы (по 4 академических часа). Общая аудиторная нагрузка составляет 48 академических часов, дополняемая 60 академическими часами самостоятельной работы.</w:t>
       </w:r>
     </w:p>
     <w:p>
@@ -7841,7 +7855,19 @@
         <w:rPr>
           <w:rFonts w:ascii="Times New Roman" w:hAnsi="Times New Roman" w:cs="Times New Roman"/>
         </w:rPr>
-        <w:t>Оценка результатов обучения по дисциплине построена на прямом соответствии каждого контрольного мероприятия конкретному индикатору компетенции и его уровню, заявленному в разделе 3 рабочей программы. Для каждой пары «индикатор × уровень» сформулирован дескриптор освоения — минимальная измеримая характеристика знания или умения, — на основе которого разработаны контрольно-измерительные материалы (КИМ). Полное соответствие «элемент дисциплины → компетенция → индикатор → уровень → дескриптор → форма контроля → вид КИМ → ресурсы» зафиксировано в навигационной таблице фонда оценочных средств (Приложение 1), которая используется как единая точка входа для преподавателя и комиссии при поиске конкретных оценочных материалов.</w:t>
+        <w:t>Оценка результатов обучения по дисциплине построена на прямом соответствии каждого контрольного мероприятия конкретному индикатору компетенции и его уровню, заявленному в разделе 3 рабочей программы. Для каждой пары «индикатор × уровень» сформулирован дескриптор освоения — минимальная измеримая характеристика знания или умения, — на основе которого разработаны контрольно-измерительные материалы (КИМ). Полное соответствие «элемент дисциплины → компетенция → индикатор → уровень → дескриптор → форма контроля → вид КИМ → ресурсы» зафиксировано в навигационной таблице фонда оценочных средств (</w:t>
+      </w:r>
+      <w:r>
+        <w:rPr>
+          <w:rFonts w:ascii="Times New Roman" w:hAnsi="Times New Roman" w:cs="Times New Roman"/>
+        </w:rPr>
+        <w:t>Раздел 5</w:t>
+      </w:r>
+      <w:r>
+        <w:rPr>
+          <w:rFonts w:ascii="Times New Roman" w:hAnsi="Times New Roman" w:cs="Times New Roman"/>
+        </w:rPr>
+        <w:t>), которая используется как единая точка входа для преподавателя и комиссии при поиске конкретных оценочных материалов.</w:t>
       </w:r>
     </w:p>
     <w:p>
@@ -10422,28 +10448,28 @@
               <w:rPr>
                 <w:rFonts w:ascii="Times New Roman" w:hAnsi="Times New Roman" w:cs="Times New Roman"/>
               </w:rPr>
-              <w:t>LC-3</w:t>
-            </w:r>
-          </w:p>
-        </w:tc>
-        <w:tc>
-          <w:tcPr>
-            <w:tcW w:w="0" w:type="auto"/>
-            <w:vAlign w:val="bottom"/>
-            <w:hideMark/>
-          </w:tcPr>
-          <w:p>
-            <w:pPr>
-              <w:spacing w:after="0" w:line="240" w:lineRule="auto"/>
-              <w:rPr>
-                <w:rFonts w:ascii="Times New Roman" w:hAnsi="Times New Roman" w:cs="Times New Roman"/>
-              </w:rPr>
-            </w:pPr>
-            <w:r>
-              <w:rPr>
-                <w:rFonts w:ascii="Times New Roman" w:hAnsi="Times New Roman" w:cs="Times New Roman"/>
-              </w:rPr>
-              <w:t>LC-3.1</w:t>
+              <w:t>LC-3, LLM-4</w:t>
+            </w:r>
+          </w:p>
+        </w:tc>
+        <w:tc>
+          <w:tcPr>
+            <w:tcW w:w="0" w:type="auto"/>
+            <w:vAlign w:val="bottom"/>
+            <w:hideMark/>
+          </w:tcPr>
+          <w:p>
+            <w:pPr>
+              <w:spacing w:after="0" w:line="240" w:lineRule="auto"/>
+              <w:rPr>
+                <w:rFonts w:ascii="Times New Roman" w:hAnsi="Times New Roman" w:cs="Times New Roman"/>
+              </w:rPr>
+            </w:pPr>
+            <w:r>
+              <w:rPr>
+                <w:rFonts w:ascii="Times New Roman" w:hAnsi="Times New Roman" w:cs="Times New Roman"/>
+              </w:rPr>
+              <w:t>LC-3.1, LLM-4.1</w:t>
             </w:r>
           </w:p>
         </w:tc>
@@ -10466,6 +10492,12 @@
               </w:rPr>
               <w:t>С</w:t>
             </w:r>
+            <w:r>
+              <w:rPr>
+                <w:rFonts w:ascii="Times New Roman" w:hAnsi="Times New Roman" w:cs="Times New Roman"/>
+              </w:rPr>
+              <w:t>, Б</w:t>
+            </w:r>
           </w:p>
         </w:tc>
         <w:tc>
@@ -10486,6 +10518,12 @@
                 <w:rFonts w:ascii="Times New Roman" w:hAnsi="Times New Roman" w:cs="Times New Roman"/>
               </w:rPr>
               <w:t>D2</w:t>
+            </w:r>
+            <w:r>
+              <w:rPr>
+                <w:rFonts w:ascii="Times New Roman" w:hAnsi="Times New Roman" w:cs="Times New Roman"/>
+              </w:rPr>
+              <w:t>; D5</w:t>
             </w:r>
           </w:p>
         </w:tc>
@@ -11953,28 +11991,28 @@
               <w:rPr>
                 <w:rFonts w:ascii="Times New Roman" w:hAnsi="Times New Roman" w:cs="Times New Roman"/>
               </w:rPr>
-              <w:t>LC-3</w:t>
-            </w:r>
-          </w:p>
-        </w:tc>
-        <w:tc>
-          <w:tcPr>
-            <w:tcW w:w="0" w:type="auto"/>
-            <w:vAlign w:val="bottom"/>
-            <w:hideMark/>
-          </w:tcPr>
-          <w:p>
-            <w:pPr>
-              <w:spacing w:after="0" w:line="240" w:lineRule="auto"/>
-              <w:rPr>
-                <w:rFonts w:ascii="Times New Roman" w:hAnsi="Times New Roman" w:cs="Times New Roman"/>
-              </w:rPr>
-            </w:pPr>
-            <w:r>
-              <w:rPr>
-                <w:rFonts w:ascii="Times New Roman" w:hAnsi="Times New Roman" w:cs="Times New Roman"/>
-              </w:rPr>
-              <w:t>LC-3.1</w:t>
+              <w:t>LC-3, LLM-4</w:t>
+            </w:r>
+          </w:p>
+        </w:tc>
+        <w:tc>
+          <w:tcPr>
+            <w:tcW w:w="0" w:type="auto"/>
+            <w:vAlign w:val="bottom"/>
+            <w:hideMark/>
+          </w:tcPr>
+          <w:p>
+            <w:pPr>
+              <w:spacing w:after="0" w:line="240" w:lineRule="auto"/>
+              <w:rPr>
+                <w:rFonts w:ascii="Times New Roman" w:hAnsi="Times New Roman" w:cs="Times New Roman"/>
+              </w:rPr>
+            </w:pPr>
+            <w:r>
+              <w:rPr>
+                <w:rFonts w:ascii="Times New Roman" w:hAnsi="Times New Roman" w:cs="Times New Roman"/>
+              </w:rPr>
+              <w:t>LC-3.1, LLM-4.1</w:t>
             </w:r>
           </w:p>
         </w:tc>
@@ -11996,6 +12034,12 @@
                 <w:rFonts w:ascii="Times New Roman" w:hAnsi="Times New Roman" w:cs="Times New Roman"/>
               </w:rPr>
               <w:t>С</w:t>
+            </w:r>
+            <w:r>
+              <w:rPr>
+                <w:rFonts w:ascii="Times New Roman" w:hAnsi="Times New Roman" w:cs="Times New Roman"/>
+              </w:rPr>
+              <w:t>, Б</w:t>
             </w:r>
           </w:p>
         </w:tc>
